--- a/Course/2 Component 2 - Algorithms and Programming/2.1 Elements of Computational Thinking/2.1.4 Thinking Logically/2 Revision Notes (editable).docx
+++ b/Course/2 Component 2 - Algorithms and Programming/2.1 Elements of Computational Thinking/2.1.4 Thinking Logically/2 Revision Notes (editable).docx
@@ -7,12 +7,17 @@
         <w:pStyle w:val="Heading1"/>
       </w:pPr>
       <w:r>
+        <w:rPr>
+          <w:b w:val="0"/>
+          <w:i w:val="0"/>
+        </w:rPr>
         <w:t>Revision — 2.1.4 Thinking Logically</w:t>
       </w:r>
     </w:p>
     <w:p>
       <w:r>
         <w:rPr>
+          <w:b w:val="0"/>
           <w:i/>
         </w:rPr>
         <w:t>OCR H446 — one-page revision summary</w:t>
@@ -23,6 +28,10 @@
         <w:pStyle w:val="Heading2"/>
       </w:pPr>
       <w:r>
+        <w:rPr>
+          <w:b w:val="0"/>
+          <w:i w:val="0"/>
+        </w:rPr>
         <w:t>Must know</w:t>
       </w:r>
     </w:p>
@@ -33,28 +42,43 @@
       <w:r>
         <w:rPr>
           <w:b/>
+          <w:i w:val="0"/>
         </w:rPr>
         <w:t>Thinking logically</w:t>
       </w:r>
       <w:r>
+        <w:rPr>
+          <w:b w:val="0"/>
+          <w:i w:val="0"/>
+        </w:rPr>
         <w:t xml:space="preserve"> = identifying the </w:t>
       </w:r>
       <w:r>
         <w:rPr>
           <w:b/>
+          <w:i w:val="0"/>
         </w:rPr>
         <w:t>decision points</w:t>
       </w:r>
       <w:r>
+        <w:rPr>
+          <w:b w:val="0"/>
+          <w:i w:val="0"/>
+        </w:rPr>
         <w:t xml:space="preserve"> in a problem where the </w:t>
       </w:r>
       <w:r>
         <w:rPr>
           <w:b/>
+          <w:i w:val="0"/>
         </w:rPr>
         <w:t>flow of control</w:t>
       </w:r>
       <w:r>
+        <w:rPr>
+          <w:b w:val="0"/>
+          <w:i w:val="0"/>
+        </w:rPr>
         <w:t xml:space="preserve"> branches on a condition.</w:t>
       </w:r>
     </w:p>
@@ -63,85 +87,136 @@
         <w:pStyle w:val="ListBullet"/>
       </w:pPr>
       <w:r>
+        <w:rPr>
+          <w:b w:val="0"/>
+          <w:i w:val="0"/>
+        </w:rPr>
         <w:t xml:space="preserve">A </w:t>
       </w:r>
       <w:r>
         <w:rPr>
           <w:b/>
+          <w:i w:val="0"/>
         </w:rPr>
         <w:t>decision point</w:t>
       </w:r>
       <w:r>
+        <w:rPr>
+          <w:b w:val="0"/>
+          <w:i w:val="0"/>
+        </w:rPr>
         <w:t xml:space="preserve"> is any place where execution can take different routes: </w:t>
       </w:r>
       <w:r>
         <w:rPr>
           <w:rFonts w:ascii="Consolas" w:hAnsi="Consolas"/>
+          <w:b w:val="0"/>
+          <w:i w:val="0"/>
           <w:sz w:val="19"/>
         </w:rPr>
         <w:t>IF</w:t>
       </w:r>
       <w:r>
+        <w:rPr>
+          <w:b w:val="0"/>
+          <w:i w:val="0"/>
+        </w:rPr>
         <w:t>/</w:t>
       </w:r>
       <w:r>
         <w:rPr>
           <w:rFonts w:ascii="Consolas" w:hAnsi="Consolas"/>
+          <w:b w:val="0"/>
+          <w:i w:val="0"/>
           <w:sz w:val="19"/>
         </w:rPr>
         <w:t>ELSE</w:t>
       </w:r>
       <w:r>
+        <w:rPr>
+          <w:b w:val="0"/>
+          <w:i w:val="0"/>
+        </w:rPr>
         <w:t xml:space="preserve">, </w:t>
       </w:r>
       <w:r>
         <w:rPr>
           <w:rFonts w:ascii="Consolas" w:hAnsi="Consolas"/>
+          <w:b w:val="0"/>
+          <w:i w:val="0"/>
           <w:sz w:val="19"/>
         </w:rPr>
         <w:t>CASE</w:t>
       </w:r>
       <w:r>
+        <w:rPr>
+          <w:b w:val="0"/>
+          <w:i w:val="0"/>
+        </w:rPr>
         <w:t>/</w:t>
       </w:r>
       <w:r>
         <w:rPr>
           <w:rFonts w:ascii="Consolas" w:hAnsi="Consolas"/>
+          <w:b w:val="0"/>
+          <w:i w:val="0"/>
           <w:sz w:val="19"/>
         </w:rPr>
         <w:t>SELECT</w:t>
       </w:r>
       <w:r>
+        <w:rPr>
+          <w:b w:val="0"/>
+          <w:i w:val="0"/>
+        </w:rPr>
         <w:t>, and loop tests (</w:t>
       </w:r>
       <w:r>
         <w:rPr>
           <w:rFonts w:ascii="Consolas" w:hAnsi="Consolas"/>
+          <w:b w:val="0"/>
+          <w:i w:val="0"/>
           <w:sz w:val="19"/>
         </w:rPr>
         <w:t>WHILE</w:t>
       </w:r>
       <w:r>
+        <w:rPr>
+          <w:b w:val="0"/>
+          <w:i w:val="0"/>
+        </w:rPr>
         <w:t>/</w:t>
       </w:r>
       <w:r>
         <w:rPr>
           <w:rFonts w:ascii="Consolas" w:hAnsi="Consolas"/>
+          <w:b w:val="0"/>
+          <w:i w:val="0"/>
           <w:sz w:val="19"/>
         </w:rPr>
         <w:t>FOR</w:t>
       </w:r>
       <w:r>
+        <w:rPr>
+          <w:b w:val="0"/>
+          <w:i w:val="0"/>
+        </w:rPr>
         <w:t>/</w:t>
       </w:r>
       <w:r>
         <w:rPr>
           <w:rFonts w:ascii="Consolas" w:hAnsi="Consolas"/>
+          <w:b w:val="0"/>
+          <w:i w:val="0"/>
           <w:sz w:val="19"/>
         </w:rPr>
         <w:t>REPEAT UNTIL</w:t>
       </w:r>
       <w:r>
+        <w:rPr>
+          <w:b w:val="0"/>
+          <w:i w:val="0"/>
+        </w:rPr>
         <w:t>).</w:t>
       </w:r>
     </w:p>
@@ -152,10 +227,15 @@
       <w:r>
         <w:rPr>
           <w:b/>
+          <w:i w:val="0"/>
         </w:rPr>
         <w:t>Flow of control</w:t>
       </w:r>
       <w:r>
+        <w:rPr>
+          <w:b w:val="0"/>
+          <w:i w:val="0"/>
+        </w:rPr>
         <w:t xml:space="preserve"> = the order in which statements execute, shaped by these decision points.</w:t>
       </w:r>
     </w:p>
@@ -164,25 +244,40 @@
         <w:pStyle w:val="ListBullet"/>
       </w:pPr>
       <w:r>
+        <w:rPr>
+          <w:b w:val="0"/>
+          <w:i w:val="0"/>
+        </w:rPr>
         <w:t xml:space="preserve">Each decision must be expressed as an </w:t>
       </w:r>
       <w:r>
         <w:rPr>
           <w:b/>
+          <w:i w:val="0"/>
         </w:rPr>
         <w:t>exact Boolean condition</w:t>
       </w:r>
       <w:r>
+        <w:rPr>
+          <w:b w:val="0"/>
+          <w:i w:val="0"/>
+        </w:rPr>
         <w:t xml:space="preserve"> (e.g. </w:t>
       </w:r>
       <w:r>
         <w:rPr>
           <w:rFonts w:ascii="Consolas" w:hAnsi="Consolas"/>
+          <w:b w:val="0"/>
+          <w:i w:val="0"/>
           <w:sz w:val="19"/>
         </w:rPr>
         <w:t>IF seatsRequested &lt;= seatsAvailable</w:t>
       </w:r>
       <w:r>
+        <w:rPr>
+          <w:b w:val="0"/>
+          <w:i w:val="0"/>
+        </w:rPr>
         <w:t>), not a vague phrase like "if enough seats".</w:t>
       </w:r>
     </w:p>
@@ -191,33 +286,52 @@
         <w:pStyle w:val="ListBullet"/>
       </w:pPr>
       <w:r>
+        <w:rPr>
+          <w:b w:val="0"/>
+          <w:i w:val="0"/>
+        </w:rPr>
         <w:t xml:space="preserve">Always state the outcome of </w:t>
       </w:r>
       <w:r>
         <w:rPr>
           <w:b/>
+          <w:i w:val="0"/>
         </w:rPr>
         <w:t>both branches</w:t>
       </w:r>
       <w:r>
+        <w:rPr>
+          <w:b w:val="0"/>
+          <w:i w:val="0"/>
+        </w:rPr>
         <w:t xml:space="preserve"> — what happens when the condition is </w:t>
       </w:r>
       <w:r>
         <w:rPr>
           <w:b/>
+          <w:i w:val="0"/>
         </w:rPr>
         <w:t>true</w:t>
       </w:r>
       <w:r>
+        <w:rPr>
+          <w:b w:val="0"/>
+          <w:i w:val="0"/>
+        </w:rPr>
         <w:t xml:space="preserve"> and when it is </w:t>
       </w:r>
       <w:r>
         <w:rPr>
           <w:b/>
+          <w:i w:val="0"/>
         </w:rPr>
         <w:t>false</w:t>
       </w:r>
       <w:r>
+        <w:rPr>
+          <w:b w:val="0"/>
+          <w:i w:val="0"/>
+        </w:rPr>
         <w:t>.</w:t>
       </w:r>
     </w:p>
@@ -226,25 +340,40 @@
         <w:pStyle w:val="ListBullet"/>
       </w:pPr>
       <w:r>
+        <w:rPr>
+          <w:b w:val="0"/>
+          <w:i w:val="0"/>
+        </w:rPr>
         <w:t xml:space="preserve">Conditions can combine with </w:t>
       </w:r>
       <w:r>
         <w:rPr>
           <w:b/>
+          <w:i w:val="0"/>
         </w:rPr>
         <w:t>AND / OR / NOT</w:t>
       </w:r>
       <w:r>
+        <w:rPr>
+          <w:b w:val="0"/>
+          <w:i w:val="0"/>
+        </w:rPr>
         <w:t xml:space="preserve"> for more complex logic (e.g. </w:t>
       </w:r>
       <w:r>
         <w:rPr>
           <w:rFonts w:ascii="Consolas" w:hAnsi="Consolas"/>
+          <w:b w:val="0"/>
+          <w:i w:val="0"/>
           <w:sz w:val="19"/>
         </w:rPr>
         <w:t>IF age &gt;= 18 AND balance &gt; 0</w:t>
       </w:r>
       <w:r>
+        <w:rPr>
+          <w:b w:val="0"/>
+          <w:i w:val="0"/>
+        </w:rPr>
         <w:t>).</w:t>
       </w:r>
     </w:p>
@@ -253,6 +382,10 @@
         <w:pStyle w:val="ListBullet"/>
       </w:pPr>
       <w:r>
+        <w:rPr>
+          <w:b w:val="0"/>
+          <w:i w:val="0"/>
+        </w:rPr>
         <w:t>Getting the logic right (correct operators, boundaries, both branches) prevents errors such as off-by-one and unreachable code.</w:t>
       </w:r>
     </w:p>
@@ -261,6 +394,10 @@
         <w:pStyle w:val="Heading2"/>
       </w:pPr>
       <w:r>
+        <w:rPr>
+          <w:b w:val="0"/>
+          <w:i w:val="0"/>
+        </w:rPr>
         <w:t>Key terms</w:t>
       </w:r>
     </w:p>
@@ -289,6 +426,7 @@
             <w:r>
               <w:rPr>
                 <w:b/>
+                <w:i w:val="0"/>
               </w:rPr>
               <w:t>Term</w:t>
             </w:r>
@@ -308,6 +446,7 @@
             <w:r>
               <w:rPr>
                 <w:b/>
+                <w:i w:val="0"/>
               </w:rPr>
               <w:t>Definition</w:t>
             </w:r>
@@ -322,6 +461,10 @@
           <w:p>
             <w:r/>
             <w:r>
+              <w:rPr>
+                <w:b w:val="0"/>
+                <w:i w:val="0"/>
+              </w:rPr>
               <w:t>Thinking logically</w:t>
             </w:r>
           </w:p>
@@ -333,6 +476,10 @@
           <w:p>
             <w:r/>
             <w:r>
+              <w:rPr>
+                <w:b w:val="0"/>
+                <w:i w:val="0"/>
+              </w:rPr>
               <w:t>Identifying decision points where flow of control branches</w:t>
             </w:r>
           </w:p>
@@ -346,6 +493,10 @@
           <w:p>
             <w:r/>
             <w:r>
+              <w:rPr>
+                <w:b w:val="0"/>
+                <w:i w:val="0"/>
+              </w:rPr>
               <w:t>Decision point</w:t>
             </w:r>
           </w:p>
@@ -357,6 +508,10 @@
           <w:p>
             <w:r/>
             <w:r>
+              <w:rPr>
+                <w:b w:val="0"/>
+                <w:i w:val="0"/>
+              </w:rPr>
               <w:t>A place where execution branches on a condition</w:t>
             </w:r>
           </w:p>
@@ -370,6 +525,10 @@
           <w:p>
             <w:r/>
             <w:r>
+              <w:rPr>
+                <w:b w:val="0"/>
+                <w:i w:val="0"/>
+              </w:rPr>
               <w:t>Boolean condition</w:t>
             </w:r>
           </w:p>
@@ -381,6 +540,10 @@
           <w:p>
             <w:r/>
             <w:r>
+              <w:rPr>
+                <w:b w:val="0"/>
+                <w:i w:val="0"/>
+              </w:rPr>
               <w:t>An expression evaluating to true or false</w:t>
             </w:r>
           </w:p>
@@ -394,6 +557,10 @@
           <w:p>
             <w:r/>
             <w:r>
+              <w:rPr>
+                <w:b w:val="0"/>
+                <w:i w:val="0"/>
+              </w:rPr>
               <w:t>Flow of control</w:t>
             </w:r>
           </w:p>
@@ -405,6 +572,10 @@
           <w:p>
             <w:r/>
             <w:r>
+              <w:rPr>
+                <w:b w:val="0"/>
+                <w:i w:val="0"/>
+              </w:rPr>
               <w:t>The order in which statements execute</w:t>
             </w:r>
           </w:p>
@@ -418,6 +589,10 @@
           <w:p>
             <w:r/>
             <w:r>
+              <w:rPr>
+                <w:b w:val="0"/>
+                <w:i w:val="0"/>
+              </w:rPr>
               <w:t>Selection</w:t>
             </w:r>
           </w:p>
@@ -429,21 +604,33 @@
           <w:p>
             <w:r/>
             <w:r>
+              <w:rPr>
+                <w:b w:val="0"/>
+                <w:i w:val="0"/>
+              </w:rPr>
               <w:t xml:space="preserve">Choosing between branches using </w:t>
             </w:r>
             <w:r>
               <w:rPr>
                 <w:rFonts w:ascii="Consolas" w:hAnsi="Consolas"/>
+                <w:b w:val="0"/>
+                <w:i w:val="0"/>
                 <w:sz w:val="19"/>
               </w:rPr>
               <w:t>IF</w:t>
             </w:r>
             <w:r>
+              <w:rPr>
+                <w:b w:val="0"/>
+                <w:i w:val="0"/>
+              </w:rPr>
               <w:t>/</w:t>
             </w:r>
             <w:r>
               <w:rPr>
                 <w:rFonts w:ascii="Consolas" w:hAnsi="Consolas"/>
+                <w:b w:val="0"/>
+                <w:i w:val="0"/>
                 <w:sz w:val="19"/>
               </w:rPr>
               <w:t>CASE</w:t>
@@ -459,6 +646,10 @@
           <w:p>
             <w:r/>
             <w:r>
+              <w:rPr>
+                <w:b w:val="0"/>
+                <w:i w:val="0"/>
+              </w:rPr>
               <w:t>Iteration</w:t>
             </w:r>
           </w:p>
@@ -470,6 +661,10 @@
           <w:p>
             <w:r/>
             <w:r>
+              <w:rPr>
+                <w:b w:val="0"/>
+                <w:i w:val="0"/>
+              </w:rPr>
               <w:t>Repeating steps controlled by a condition (loop test)</w:t>
             </w:r>
           </w:p>
@@ -483,6 +678,10 @@
           <w:p>
             <w:r/>
             <w:r>
+              <w:rPr>
+                <w:b w:val="0"/>
+                <w:i w:val="0"/>
+              </w:rPr>
               <w:t>Logical operator</w:t>
             </w:r>
           </w:p>
@@ -496,31 +695,49 @@
             <w:r>
               <w:rPr>
                 <w:rFonts w:ascii="Consolas" w:hAnsi="Consolas"/>
+                <w:b w:val="0"/>
+                <w:i w:val="0"/>
                 <w:sz w:val="19"/>
               </w:rPr>
               <w:t>AND</w:t>
             </w:r>
             <w:r>
+              <w:rPr>
+                <w:b w:val="0"/>
+                <w:i w:val="0"/>
+              </w:rPr>
               <w:t xml:space="preserve">, </w:t>
             </w:r>
             <w:r>
               <w:rPr>
                 <w:rFonts w:ascii="Consolas" w:hAnsi="Consolas"/>
+                <w:b w:val="0"/>
+                <w:i w:val="0"/>
                 <w:sz w:val="19"/>
               </w:rPr>
               <w:t>OR</w:t>
             </w:r>
             <w:r>
+              <w:rPr>
+                <w:b w:val="0"/>
+                <w:i w:val="0"/>
+              </w:rPr>
               <w:t xml:space="preserve">, </w:t>
             </w:r>
             <w:r>
               <w:rPr>
                 <w:rFonts w:ascii="Consolas" w:hAnsi="Consolas"/>
+                <w:b w:val="0"/>
+                <w:i w:val="0"/>
                 <w:sz w:val="19"/>
               </w:rPr>
               <w:t>NOT</w:t>
             </w:r>
             <w:r>
+              <w:rPr>
+                <w:b w:val="0"/>
+                <w:i w:val="0"/>
+              </w:rPr>
               <w:t xml:space="preserve"> used to combine conditions</w:t>
             </w:r>
           </w:p>
@@ -533,11 +750,19 @@
         <w:pStyle w:val="Heading2"/>
       </w:pPr>
       <w:r>
+        <w:rPr>
+          <w:b w:val="0"/>
+          <w:i w:val="0"/>
+        </w:rPr>
         <w:t>Worked example / how to — apply logical thinking to a cinema booking</w:t>
       </w:r>
     </w:p>
     <w:p>
       <w:r>
+        <w:rPr>
+          <w:b w:val="0"/>
+          <w:i w:val="0"/>
+        </w:rPr>
         <w:t>Decision points and their exact conditions:</w:t>
       </w:r>
     </w:p>
@@ -548,38 +773,59 @@
       <w:r>
         <w:rPr>
           <w:b/>
+          <w:i w:val="0"/>
         </w:rPr>
         <w:t>Seat check:</w:t>
       </w:r>
       <w:r>
+        <w:rPr>
+          <w:b w:val="0"/>
+          <w:i w:val="0"/>
+        </w:rPr>
         <w:t xml:space="preserve"> </w:t>
       </w:r>
       <w:r>
         <w:rPr>
           <w:rFonts w:ascii="Consolas" w:hAnsi="Consolas"/>
+          <w:b w:val="0"/>
+          <w:i w:val="0"/>
           <w:sz w:val="19"/>
         </w:rPr>
         <w:t>IF seatsRequested &lt;= seatsAvailable</w:t>
       </w:r>
       <w:r>
+        <w:rPr>
+          <w:b w:val="0"/>
+          <w:i w:val="0"/>
+        </w:rPr>
         <w:t xml:space="preserve"> → </w:t>
       </w:r>
       <w:r>
         <w:rPr>
           <w:b/>
+          <w:i w:val="0"/>
         </w:rPr>
         <w:t>true:</w:t>
       </w:r>
       <w:r>
+        <w:rPr>
+          <w:b w:val="0"/>
+          <w:i w:val="0"/>
+        </w:rPr>
         <w:t xml:space="preserve"> proceed to payment; </w:t>
       </w:r>
       <w:r>
         <w:rPr>
           <w:b/>
+          <w:i w:val="0"/>
         </w:rPr>
         <w:t>false:</w:t>
       </w:r>
       <w:r>
+        <w:rPr>
+          <w:b w:val="0"/>
+          <w:i w:val="0"/>
+        </w:rPr>
         <w:t xml:space="preserve"> show "not enough seats" and stop.</w:t>
       </w:r>
     </w:p>
@@ -590,38 +836,59 @@
       <w:r>
         <w:rPr>
           <w:b/>
+          <w:i w:val="0"/>
         </w:rPr>
         <w:t>Payment:</w:t>
       </w:r>
       <w:r>
+        <w:rPr>
+          <w:b w:val="0"/>
+          <w:i w:val="0"/>
+        </w:rPr>
         <w:t xml:space="preserve"> </w:t>
       </w:r>
       <w:r>
         <w:rPr>
           <w:rFonts w:ascii="Consolas" w:hAnsi="Consolas"/>
+          <w:b w:val="0"/>
+          <w:i w:val="0"/>
           <w:sz w:val="19"/>
         </w:rPr>
         <w:t>IF paymentSuccessful = True</w:t>
       </w:r>
       <w:r>
+        <w:rPr>
+          <w:b w:val="0"/>
+          <w:i w:val="0"/>
+        </w:rPr>
         <w:t xml:space="preserve"> → </w:t>
       </w:r>
       <w:r>
         <w:rPr>
           <w:b/>
+          <w:i w:val="0"/>
         </w:rPr>
         <w:t>true:</w:t>
       </w:r>
       <w:r>
+        <w:rPr>
+          <w:b w:val="0"/>
+          <w:i w:val="0"/>
+        </w:rPr>
         <w:t xml:space="preserve"> confirm booking and update seat map; </w:t>
       </w:r>
       <w:r>
         <w:rPr>
           <w:b/>
+          <w:i w:val="0"/>
         </w:rPr>
         <w:t>false:</w:t>
       </w:r>
       <w:r>
+        <w:rPr>
+          <w:b w:val="0"/>
+          <w:i w:val="0"/>
+        </w:rPr>
         <w:t xml:space="preserve"> cancel and release the held seats.</w:t>
       </w:r>
     </w:p>
@@ -632,52 +899,82 @@
       <w:r>
         <w:rPr>
           <w:b/>
+          <w:i w:val="0"/>
         </w:rPr>
         <w:t>Discount:</w:t>
       </w:r>
       <w:r>
+        <w:rPr>
+          <w:b w:val="0"/>
+          <w:i w:val="0"/>
+        </w:rPr>
         <w:t xml:space="preserve"> </w:t>
       </w:r>
       <w:r>
         <w:rPr>
           <w:rFonts w:ascii="Consolas" w:hAnsi="Consolas"/>
+          <w:b w:val="0"/>
+          <w:i w:val="0"/>
           <w:sz w:val="19"/>
         </w:rPr>
         <w:t>IF age &lt; 16 OR isStudent = True</w:t>
       </w:r>
       <w:r>
+        <w:rPr>
+          <w:b w:val="0"/>
+          <w:i w:val="0"/>
+        </w:rPr>
         <w:t xml:space="preserve"> → </w:t>
       </w:r>
       <w:r>
         <w:rPr>
           <w:b/>
+          <w:i w:val="0"/>
         </w:rPr>
         <w:t>true:</w:t>
       </w:r>
       <w:r>
+        <w:rPr>
+          <w:b w:val="0"/>
+          <w:i w:val="0"/>
+        </w:rPr>
         <w:t xml:space="preserve"> apply concession price; </w:t>
       </w:r>
       <w:r>
         <w:rPr>
           <w:b/>
+          <w:i w:val="0"/>
         </w:rPr>
         <w:t>false:</w:t>
       </w:r>
       <w:r>
+        <w:rPr>
+          <w:b w:val="0"/>
+          <w:i w:val="0"/>
+        </w:rPr>
         <w:t xml:space="preserve"> charge full price.</w:t>
       </w:r>
     </w:p>
     <w:p>
       <w:r>
+        <w:rPr>
+          <w:b w:val="0"/>
+          <w:i w:val="0"/>
+        </w:rPr>
         <w:t xml:space="preserve">State each condition precisely and give </w:t>
       </w:r>
       <w:r>
         <w:rPr>
           <w:b/>
+          <w:i w:val="0"/>
         </w:rPr>
         <w:t>both</w:t>
       </w:r>
       <w:r>
+        <w:rPr>
+          <w:b w:val="0"/>
+          <w:i w:val="0"/>
+        </w:rPr>
         <w:t xml:space="preserve"> the true and false outcome for every branch.</w:t>
       </w:r>
     </w:p>
@@ -686,6 +983,10 @@
         <w:pStyle w:val="Heading2"/>
       </w:pPr>
       <w:r>
+        <w:rPr>
+          <w:b w:val="0"/>
+          <w:i w:val="0"/>
+        </w:rPr>
         <w:t>Exam tips</w:t>
       </w:r>
     </w:p>
@@ -696,19 +997,29 @@
       <w:r>
         <w:rPr>
           <w:b/>
+          <w:i w:val="0"/>
         </w:rPr>
         <w:t>Apply, don't define</w:t>
       </w:r>
       <w:r>
+        <w:rPr>
+          <w:b w:val="0"/>
+          <w:i w:val="0"/>
+        </w:rPr>
         <w:t xml:space="preserve"> — give the scenario's </w:t>
       </w:r>
       <w:r>
         <w:rPr>
           <w:b/>
+          <w:i w:val="0"/>
         </w:rPr>
         <w:t>exact Boolean condition</w:t>
       </w:r>
       <w:r>
+        <w:rPr>
+          <w:b w:val="0"/>
+          <w:i w:val="0"/>
+        </w:rPr>
         <w:t xml:space="preserve"> using real variables/operators, not "if there are enough".</w:t>
       </w:r>
     </w:p>
@@ -717,24 +1028,38 @@
         <w:pStyle w:val="ListBullet"/>
       </w:pPr>
       <w:r>
+        <w:rPr>
+          <w:b w:val="0"/>
+          <w:i w:val="0"/>
+        </w:rPr>
         <w:t xml:space="preserve">Always describe the outcome of </w:t>
       </w:r>
       <w:r>
         <w:rPr>
           <w:b/>
+          <w:i w:val="0"/>
         </w:rPr>
         <w:t>both branches</w:t>
       </w:r>
       <w:r>
+        <w:rPr>
+          <w:b w:val="0"/>
+          <w:i w:val="0"/>
+        </w:rPr>
         <w:t xml:space="preserve"> (true </w:t>
       </w:r>
       <w:r>
         <w:rPr>
+          <w:b w:val="0"/>
           <w:i/>
         </w:rPr>
         <w:t>and</w:t>
       </w:r>
       <w:r>
+        <w:rPr>
+          <w:b w:val="0"/>
+          <w:i w:val="0"/>
+        </w:rPr>
         <w:t xml:space="preserve"> false).</w:t>
       </w:r>
     </w:p>
@@ -743,35 +1068,56 @@
         <w:pStyle w:val="ListBullet"/>
       </w:pPr>
       <w:r>
+        <w:rPr>
+          <w:b w:val="0"/>
+          <w:i w:val="0"/>
+        </w:rPr>
         <w:t xml:space="preserve">Watch </w:t>
       </w:r>
       <w:r>
         <w:rPr>
           <w:b/>
+          <w:i w:val="0"/>
         </w:rPr>
         <w:t>boundary operators</w:t>
       </w:r>
       <w:r>
+        <w:rPr>
+          <w:b w:val="0"/>
+          <w:i w:val="0"/>
+        </w:rPr>
         <w:t xml:space="preserve"> (</w:t>
       </w:r>
       <w:r>
         <w:rPr>
           <w:rFonts w:ascii="Consolas" w:hAnsi="Consolas"/>
+          <w:b w:val="0"/>
+          <w:i w:val="0"/>
           <w:sz w:val="19"/>
         </w:rPr>
         <w:t>&lt;</w:t>
       </w:r>
       <w:r>
+        <w:rPr>
+          <w:b w:val="0"/>
+          <w:i w:val="0"/>
+        </w:rPr>
         <w:t xml:space="preserve"> vs </w:t>
       </w:r>
       <w:r>
         <w:rPr>
           <w:rFonts w:ascii="Consolas" w:hAnsi="Consolas"/>
+          <w:b w:val="0"/>
+          <w:i w:val="0"/>
           <w:sz w:val="19"/>
         </w:rPr>
         <w:t>&lt;=</w:t>
       </w:r>
       <w:r>
+        <w:rPr>
+          <w:b w:val="0"/>
+          <w:i w:val="0"/>
+        </w:rPr>
         <w:t>) — the wrong one is a common logic error.</w:t>
       </w:r>
     </w:p>
@@ -780,15 +1126,24 @@
         <w:pStyle w:val="ListBullet"/>
       </w:pPr>
       <w:r>
+        <w:rPr>
+          <w:b w:val="0"/>
+          <w:i w:val="0"/>
+        </w:rPr>
         <w:t xml:space="preserve">Use </w:t>
       </w:r>
       <w:r>
         <w:rPr>
           <w:b/>
+          <w:i w:val="0"/>
         </w:rPr>
         <w:t>AND/OR/NOT</w:t>
       </w:r>
       <w:r>
+        <w:rPr>
+          <w:b w:val="0"/>
+          <w:i w:val="0"/>
+        </w:rPr>
         <w:t xml:space="preserve"> correctly when combining conditions; check the logic isn't unreachable or always-true.</w:t>
       </w:r>
     </w:p>
